--- a/example_articles/countries/Netherlands/2.countries_Netherlands_New_York_Times.docx
+++ b/example_articles/countries/Netherlands/2.countries_Netherlands_New_York_Times.docx
@@ -27,17 +27,17 @@
     </w:p>
     <w:p>
       <w:r>
-        <w:t>Source File: NYT/7.DOCX</w:t>
+        <w:t>Source file: NYT/7.DOCX</w:t>
       </w:r>
     </w:p>
     <w:p>
       <w:r>
-        <w:t>Raw locations result: ['Netherlands']</w:t>
+        <w:t>Raw locations result, 'locations': ['Netherlands']</w:t>
       </w:r>
     </w:p>
     <w:p>
       <w:r>
-        <w:t>countries_stand_flat (Standardized): Netherlands</w:t>
+        <w:t>Standardized locations result, 'countries_stand_flat': Netherlands</w:t>
       </w:r>
     </w:p>
     <w:p>

--- a/example_articles/countries/Netherlands/2.countries_Netherlands_New_York_Times.docx
+++ b/example_articles/countries/Netherlands/2.countries_Netherlands_New_York_Times.docx
@@ -7,7 +7,7 @@
         <w:pStyle w:val="Heading1"/>
       </w:pPr>
       <w:r>
-        <w:t>Sinema Adds Intrigue and Democratic Fury to Arizona's 2024 Senate Race</w:t>
+        <w:t>CHOICE TABLES; In Amsterdam, A Mediterranean Style Holds Sway</w:t>
       </w:r>
     </w:p>
     <w:p>
@@ -17,17 +17,17 @@
     </w:p>
     <w:p>
       <w:r>
-        <w:t>Date: 2022-12-09</w:t>
+        <w:t>Date: 2002-09-15</w:t>
       </w:r>
     </w:p>
     <w:p>
       <w:r>
-        <w:t>Section: US; politics</w:t>
+        <w:t>Section: Section 5; Column 1; Travel Desk; Pg. 6</w:t>
       </w:r>
     </w:p>
     <w:p>
       <w:r>
-        <w:t>Source file: NYT/7.DOCX</w:t>
+        <w:t>Source file: NYT/52.DOCX</w:t>
       </w:r>
     </w:p>
     <w:p>
@@ -49,83 +49,97 @@
     </w:p>
     <w:p>
       <w:r>
-        <w:t>Senator Kyrsten Sinema's announcement that she would become an independent left Democrats in her state, many of whom have long wanted to defeat her in a primary, facing a new political calculus.</w:t>
+        <w:t xml:space="preserve">EVEN the Dutch scoff at their cuisine and, like the Germans, often travel to Italy for good food (and weather). The alternatives -- ubiquitous, usually funky Indonesian places -- get tiresome quickly. What's truly difficult in Amsterdam is not so much finding good food but finding it at a place that reminds you where you are. It's not impossible, however. </w:t>
         <w:br/>
-        <w:t>The one constant in Senator Kyrsten Sinema's political career, from her start as a left-wing rabble rouser and Ralph Nader aide to her announcement on Friday that she was leaving the Democratic Party to become an independent, is her boundless ability to draw attention to herself.</w:t>
+        <w:t xml:space="preserve">     Little of the cooking in Amsterdam is Dutch. The Asian influence is so powerful that even so-called Dutch restaurants offer satay and steamed dumplings. Local traditions exert some influence in city restaurants, mostly in the form of North Sea cod, good potatoes, fresh asparagus and bitterballen, deep-fried croquettes of stewed meat. </w:t>
         <w:br/>
-        <w:t>Less than 72 hours after Democrats celebrated winning Georgia's Senate race and the presumed 51st vote in the chamber, Ms. Sinema yanked the focus of the political world in Washington and Arizona back to her.</w:t>
+        <w:t xml:space="preserve"> At this time of year, hit the herring stands, where two dollars will get you one of the world's great street-food dishes, what amounts to a ceviche of fresh, fatty herring sprinkled with chopped onions accompanied by bad dill pickles. </w:t>
         <w:br/>
-        <w:t>This time, it was not another agenda-stymieing disagreement with the party that spent millions electing her to office, but instead a declaration that she was breaking with Democrats entirely, at least in name.</w:t>
+        <w:t xml:space="preserve">In many Amsterdam restaurants, the more sophisticated the fare, the more likely it is to have a Mediterranean touch. This is true even in the most venerable locations: the restaurant In de Waag, in the city's oldest medieval gate, is best known for its steak frites. (It's a good option in the unavoidable red-light district.) Similarly, the restaurant in Blakes Hotel, one of the city's newest and hippest, is built around a 17th-century landmark canal house but serves an Asian fusion melange straight from SoHo. </w:t>
         <w:br/>
-        <w:t>"I'm going to be the same person I've always been. That's who I am," Ms. Sinema said in a two-minute video on Twitter on Friday morning, adding, "Nothing is going to change for me."</w:t>
+        <w:t xml:space="preserve">After a week of eating in Amsterdam, I found that my favorite restaurants were an eclectic mix. The Mediterranean influence was almost unavoidable, but I found each of these places special. </w:t>
         <w:br/>
-        <w:t>Democrats believe — or hope — that little will change in Congress, where Ms. Sinema will keep her Democratic committee assignments and where her defection will not change her former party's control of the Senate.</w:t>
         <w:br/>
-        <w:t>But in Arizona's Democratic circles, distaste for the senator runs deep, and her announcement immediately shifted the spotlight to the 2024 race for her Senate seat.</w:t>
+        <w:t>De Kas</w:t>
         <w:br/>
-        <w:t>Democrats in the state have long presumed that she would run for re-election and that she was all but certain to face a difficult primary challenge, possibly from Representative Ruben Gallego, who has regularly criticized her over the past two years, or from Representative Greg Stanton, who signaled his interest on Friday. Ms. Sinema, however, left her potential rivals guessing, batting away questions about future bids for office.</w:t>
+        <w:t>Among the most beautiful restaurants in the world, this is a simply designed glass house in a park a few miles from the city's center flanked by two gardens. De Kas is, indeed, a greenhouse (built on the skeleton of the Amsterdam Municipal Nursery, demolished in 1997), with extraordinarily high ceilings (about 26 feet at the peak), exposed ducts and a huge, gleaming kitchen. Almost everything that is not transparent -- or green -- is black, white, stainless or blond; it's modern, simple and inviting. The feel is informal and comfortable, and the casual service is attentive enough.</w:t>
         <w:br/>
-        <w:t>Hannah Hurley, a spokeswoman for Ms. Sinema, suggested that the senator had long promised to be an independent voice for the state, citing an ad from her 2018 campaign that emphasized a "fiercely independent record" and a "reputation for working across the aisle."</w:t>
+        <w:t xml:space="preserve">The food is terrific; most of it is local and organic. I had lunch, a $29 prix fixe for two courses; dinner is $39 for three courses. In a display of bravado, there is one set menu, and that's it. I found this a bit scary, since few people eat absolutely everything, but the server made it clear that any allergies or preferences would be taken into account, and it was apparent that the kitchen would throw together a grilled cheese if that's what it took to make someone happy. </w:t>
         <w:br/>
-        <w:t>"Independent, just like Arizona," the spot said.</w:t>
+        <w:t>Actually there is a bit of choice, as there were two appetizers: a plate of asparagus with saffron sauce, a smudge of pureed broccoli and a couple of fillets of crisp-sauteed red mullet (rouget); or a broiled white peach with Parma ham, basil, raw spinach and a raspberry sauce. Both may sound a little over the top, but each was perfectly balanced.</w:t>
         <w:br/>
-        <w:t>"She is not focused at all on campaign politics," Ms. Hurley said of Ms. Sinema, who declined an interview on Friday afternoon.</w:t>
+        <w:t xml:space="preserve">The main course was roast lamb, served on a crunchy potato rosti with tarragon, an herb-and-flower salad, and fresh peas and beans (a vegetarian, indeed an omnivore, would be happy with a plate of these). </w:t>
         <w:br/>
-        <w:t>Democrats in Arizona signaled on Friday that they still planned to support a candidate against Ms. Sinema, whether it ends up being Mr. Gallego, Mr. Stanton or someone else. National Democratic leaders were cagey on Friday about how they would approach the 2024 race or a potential independent Sinema campaign. One main worry for Democrats is that running a strong candidate against Ms. Sinema in the general election might inadvertently help elect a Republican.</w:t>
+        <w:t xml:space="preserve">Little touches make De Kas exceptional. The bread is delicious, as is the olive oil and bright green Bari olives served with it. The wine list, which changes frequently, offers some of the usual stars but a few little-known bargains. The petits fours, brought with excellent coffee (itself a shocker) whether or not you order dessert, were irresistible. </w:t>
         <w:br/>
-        <w:t>Representatives for Senate Democrats' campaign arm and for Senate Majority PAC, the leading Democratic super PAC devoted to Senate races, declined to comment on Friday afternoon about Ms. Sinema's move. Senator Chuck Schumer, the New York Democrat and majority leader, said that Ms. Sinema would keep her committee positions. "Kyrsten is independent," he said in a statement. "That's how she's always been."</w:t>
         <w:br/>
-        <w:t>And the White House press secretary, Karine Jean-Pierre, said in a statement that President Biden expected to "continue to work successfully" with Ms. Sinema but did not address her 2024 prospects.</w:t>
+        <w:t>Balthazar's Kitchen</w:t>
         <w:br/>
-        <w:t>Ms. Sinema was elected to the Senate in 2018, filling the seat of another party apostate, Senator Jeff Flake, a Republican who declined to seek re-election after breaking with President Donald J. Trump. He is now Mr. Biden's ambassador to Turkey.</w:t>
+        <w:t xml:space="preserve">The Jordaan is to Amsterdam what the Lower East Side is to New York: a working-class neighborhood with newfound cachet and many hip restaurants. Among these is Balthazar's Kitchen, perhaps the most widely praised by word of mouth; no one I asked for advice failed to recommend it. </w:t>
         <w:br/>
-        <w:t>The working assumption in Arizona political circles has long been that progressive anger at Ms. Sinema was concentrated among Democratic political activists, and that she could survive a primary from her left. But recent polling suggests that she has lost the confidence of many Arizona voters outside the center-right Chamber of Commerce types whom she has cultivated with the latest iteration of her political identity.</w:t>
+        <w:t xml:space="preserve">It's unusual: First of all, the restaurant is only open Wednesday through Friday. The room is almost half kitchen, with the dining area -- the borders are ill-defined at best -- doubling as a storage area for various pots, pans and serving items. Three people work here: a couple (he does most of the cooking, she oversees most of everything else, though she cooks as well) and a server. </w:t>
         <w:br/>
-        <w:t>A Civiqs survey conducted shortly before Election Day found she had an approval rating of just 7 percent among the state's Democrats, 27 percent among Republicans and 29 percent among independents.</w:t>
+        <w:t xml:space="preserve">It looks like a permanent dinner party, with ingredients and utensils and equipment and people strewn about. It has a worn, bare-wood floor and is mostly lighted by attractive but glaring bare bulbs. The plates, cute four-ounce pale-green tinted glasses, silverware and Moroccan pierced-tin candleholders appear to have been carefully selected. The napkins, unfortunately, are paper. </w:t>
         <w:br/>
-        <w:t>Moderate Republicans uncomfortable with Mr. Trump's politics have turned Arizona from a red state into a political battleground, swinging to Mr. Biden in 2020 and helping Democrats triumph in statewide elections last month against a Trump-backed slate of candidates. Ms. Sinema's calculation in leaving the Democratic Party is that those voters can lift her to victory on their own.</w:t>
+        <w:t xml:space="preserve">The place's appearance made me a bit edgy, but nearly everything was superb during my visit. Despite the staff's frenetic pace and huge workload, things went very smoothly; the meal was relaxed and wholly enjoyable, the food compelling. The prix fixe menu is $24. For this you get assorted appetizers (no choice, but a wide selection) and a meat or fish dish, followed by dessert. Wines are inexpensive (as they are, for the most part, throughout the city), and there is a special cocktail each night (I savored a vodka martini infused with sweet Moroccan spices). </w:t>
         <w:br/>
-        <w:t>The Trumpian makeover of the Arizona Republican Party has also alarmed Democrats who want their candidates to be a forceful opposition — not present themselves as ideologically ambiguous.</w:t>
+        <w:t xml:space="preserve">Appetizers included spicy chorizo with herbs and tomatoes; stir-fried mussels with chilies; a sweet escabeche of anchovies with red onions and raisins; roasted peppers in oil and garlic; and a Turkish flatbread with cheese and loads of herbs and garlic that I couldn't get enough of. With this came a fine dark rye with first-rate cold butter. </w:t>
         <w:br/>
-        <w:t>"Everything she's done has been in the service of Kyrsten Sinema," said Ian Danley, a progressive political consultant in Phoenix. "There's really no other way to describe the decisions she makes. She cares about attention. She cares about setting herself up for the next thing."</w:t>
+        <w:t xml:space="preserve">Main courses during my visit were mullet on a bed of good mashed potatoes laced with tomatoes; a highlight of this dish was a sauteed seaweed lamsoor, which translates as lamb's ear, presumably because the leaves are long and slender. The flavor was mild, bright green, new to me, and not at all seaweedlike. The meat course was four lamb ribs, roasted and served with an ultra-creamy saffron risotto and a garnish of fried arugula. Dessert was as appropriate and delicious as it was simple, a tart shell filled with creme fraiche and poached cherries. </w:t>
         <w:br/>
-        <w:t>The Democratic grumbling has Mr. Gallego and Mr. Stanton leaving little pretense about their ambitions to challenge Ms. Sinema in 2024. Mr. Gallego, a Harvard graduate and Marine veteran, has been a regular presence on cable news whenever Ms. Sinema alienates the party base, and his lively and occasionally profane Twitter feed often criticizes her. On Friday, he called her decision a "betrayal" of volunteers who knocked on doors in triple-digit heat to elect her as a Democrat.</w:t>
         <w:br/>
-        <w:t>Mr. Stanton, a former Phoenix mayor who holds Ms. Sinema's old House seat, on Friday tweeted what appeared to be a snapshot of a poll showing him leading Ms. Sinema by 40 percentage points in a hypothetical matchup.</w:t>
+        <w:t>Blue Pepper</w:t>
         <w:br/>
-        <w:t>Her decision, he wrote, "isn't about a post-partisan epiphany. It's about political preservation."</w:t>
+        <w:t xml:space="preserve">Amsterdam is known for Indonesian restaurants, but Blue Pepper, one of the newest, is a bit different. First, the chef opened it after running a Michelin one-star kitchen in a city southeast of Amsterdam. Second, there is no rijsttafel, or rice table, the most familiar dish in Indonesian restaurants, in which a meal is made up of many little plates around a central bowl of rice -- a system largely invented by the Dutch to tame indigenous food. </w:t>
         <w:br/>
-        <w:t>Arizona's progressive organizations and officials were already wary of Ms. Sinema during her 2018 run for Senate, but at the time no Democrat in the state had won election to the chamber in three decades. They collectively held their noses to turn out the vote for her in hopes that she would reciprocate their support once in office.</w:t>
+        <w:t xml:space="preserve">Blue Pepper's food is served more traditionally: as separate courses. And the flavors are much more intense and distinctive than those at most rijsttafels. It has been called nouvelle Indonesian, but Blue Pepper seems much more traditional than most of the competition. </w:t>
         <w:br/>
-        <w:t>Once Ms. Sinema became the linchpin of Senate Democrats' narrow governing majority in 2021, those groups began publicly fuming at Ms. Sinema, whom they accused of abandoning her promises on immigration, health care and the environment. Ms. Sinema dismissed their complaints, echoing her general practice of dodging journalists in Washington and Arizona.</w:t>
+        <w:t xml:space="preserve">Besides its look, that is. Blue Pepper, another long, narrow, New Yorkish place, is blue. Almost the entire room is painted aqua, there are lapis halogen lamps, the chairs are ultramarine and black; even the wine coolers are blue. The effect is not as soothing as you might expect because the colors are so vivid and the design stark and modern. </w:t>
         <w:br/>
-        <w:t>When she theatrically turned a thumbs-down on a Senate vote in March 2021 to increase the minimum wage to $15 per hour, it was the last straw for her party's base. When she skipped votes to participate in Ironman triathlons or spent weeks as an intern at a Sonoma County winery, it served only to cement her reputation among progressives that she had removed herself from the concerns of working-class Arizonans.</w:t>
+        <w:t>This was the most expensive restaurant of my visit, but it also featured the most interesting food. Unfortunately, the service did not measure up, but the presentation was lovely. And, though many dishes were on the fiery side, none were even close to overwhelming; in fact, the flavors were exciting, varied and unusual. There is an a la carte menu, but there are also three prix fixes, at $45, $50 and $60. My companion and I ordered the latter two, which enabled us to try just about everything, but it was way too much food; I'd stick to the a la carte.</w:t>
         <w:br/>
-        <w:t>In the fall of 2021, activists from LUCHA, one of the groups that worked to elect Ms. Sinema, confronted her at Arizona State University. Activists followed Ms. Sinema into a bathroom and demanded that she explain why she had not done more to push for a pathway to citizenship for about eight million undocumented immigrants. The protesters said they had taken the drastic action only because Ms. Sinema did not hold town-hall meetings or answer calls from constituents. Protesters have also chased her through airports and followed her into a high-priced fund-raising event at an upscale resort.</w:t>
+        <w:t>The inexpensive wine list -- fully half the bottles cost less than $20 -- is well-suited to the food; we had a Tokay pinot gris ($28).</w:t>
         <w:br/>
-        <w:t>"We are not surprised that she would once again center herself," said Alejandra Gomez, the executive director of LUCHA. "This is another unfortunate, selfish act. It is yet another betrayal — there have been a slew of betrayals, but this is one of the ultimates, because voters elected her as Democrat, and she turned her back on those voters."</w:t>
+        <w:t>That said, the highlights were: pangsit goreng, thin, crisp, meat pancakes on a bed of sweet, sticky fried noodles; a sweet-and-hot fish salad with fish fritters, glass noodles and vegetables; two satays, one of chicken not overcooked, which is unusual, served with peanut sauce and crisp-fried shallots, and an equally well-grilled lamb, with a hoisinlike sauce. Two soups were good, one like nothing I've ever had -- a clear broth, scented with horseradish, head-clearing, but not hot -- and the other laced with crisp bacon and chewy pork.</w:t>
         <w:br/>
-        <w:t>But some of Ms. Sinema's allies argue that she has been consistently clear about having an independent streak.</w:t>
+        <w:t>For the most part, the main courses held up. My favorites were parelhoen, a seared guinea hen served with long beans and a dark spicy sauce that was reminiscent of good mole; urapan, shredded vegetables with grated coconut and dried shrimp; and roasted lamb chops, lightly seasoned. If these somehow slackened the intensity of the meal, desserts struck like a bolt of lightning, especially toasted coconut ice cream with sweet, juicy black rice, with a litchi and some mango.</w:t>
         <w:br/>
-        <w:t>"I love that she's going to be even freer now to just do the right thing," said Tammy Caputi, a Scottsdale City Council member who is herself a political independent, adding that Ms. Sinema had long been leery of being "straitjacketed by partisan politics."</w:t>
         <w:br/>
-        <w:t>She went on, "I'm hoping that Kyrsten's decision to become an independent will spark other people to think long and hard about being overly attached to one party."</w:t>
+        <w:t>De Reiger</w:t>
         <w:br/>
-        <w:t>But for many Arizonans and Ms. Sinema's fellow senators, the big question is whether or not she will run again in 2024, which she neglected to clarify in her video announcement, an op-ed article in The Arizona Republic or news media interviews that were released on Friday morning. Because she keeps a tight political circle of advisers and speaks little to the news media, there has long been far more speculation than explanation about her motivations.</w:t>
+        <w:t xml:space="preserve">De Reiger is, like Balthazar's Kitchen, in Jordaan. It is a joy, a neighborhood bar where the snacks and drinks are good, the people are friendly, the service leaves no complaints and the meals are the Platonic ideal of cafe food. </w:t>
         <w:br/>
-        <w:t>"Anybody that underestimates Senator Sinema is being foolish," said Representative Raúl Grijalva, a liberal Arizona Democrat who said he planned to support Mr. Gallego if he ran. "She's going to be formidable if she decides to run."</w:t>
+        <w:t xml:space="preserve">Many of Amsterdam's brown cafes, so named because the walls have been stained with tobacco smoke over the centuries, are either tourist traps or watering holes; De Reiger is neither. (It even has a no-smoking section, though it is next to the bar, where people smoke nonstop; you're better off in the dining room, where smoking is permitted.) It is, however, almost brown -- a smoky Tuscan yellow, with brown wainscoting, older artwork, light fixtures, cafe chairs, and tables, few matching. There are places in the United States that try to look like this, but few are old enough to come by it naturally. De Reiger, young by brown-cafe standards, has been in business only since 1856. </w:t>
         <w:br/>
-        <w:t>A person familiar with Mr. Stanton's deliberations confirmed that he was considering running for Senate in Arizona in 2024 as a Democrat. The person confirmed that the image from a poll that Mr. Stanton tweeted on Friday was from a statewide survey in which he had tested his potential candidacy for Senate.</w:t>
+        <w:t xml:space="preserve">The menu is eclectic, with a few Dutch specialties. The bitterballen, which I sampled everywhere I saw them, are the best in town, served with toothpicks and mustard; with a glass of beer, they make a fantastic snack or starter. Offered as a main course, white asparagus (which approaches a national obsession when in season) served with good ham, hard-boiled egg, small potatoes, cherry tomatoes and melted butter, makes an appetizer for two or four. </w:t>
         <w:br/>
-        <w:t>In an interview on Friday, Mr. Gallego said Ms. Sinema's rush to announce her party switch soon after the outcome of the Georgia race fit neatly into her career trajectory.</w:t>
+        <w:t xml:space="preserve">Also good is a dish of lightly fried cod cheeks bathed in a saffron broth with snow peas, long beans, broccoli, asparagus (green this time), tomatoes, green beans and chives; the vegetables were cooked as carefully as you could have wished. Braised lamb shank was soft and rich, as it should be, but a huge pile of wild spinach with garlic and mushrooms was the attention-grabber. Other appealing dishes were salmon terrine with eel, veal loin with spinach and mustard, and smoked suckling pig. </w:t>
         <w:br/>
-        <w:t>"I wish she would have waited for the Democrats at least to enjoy a couple more days after the victory," he said. "But, you know, she's not known really for thinking of others."</w:t>
+        <w:t>Once again, wines are under $20 a bottle, and not because they are lousy. A white Rioja ($14.50) had more character than many whites selling for twice that in most restaurants. More incredible, perhaps, was the per-glass price: $2.50.</w:t>
         <w:br/>
-        <w:t>Mr. Gallego said he would make a decision about what office to seek in 2024 in the new year. He had just gotten off the phone with his mother, who was catching up on the news.</w:t>
         <w:br/>
-        <w:t>"She said: 'I heard Sinema is not running. Make sure to talk to me before you do anything,'" Mr. Gallego said.</w:t>
+        <w:t>Bill of fare</w:t>
         <w:br/>
-        <w:t>PHOTO: A seat belonging to Senator Kyrsten Sinema during a Senate Banking Committee hearing in 2021. (PHOTOGRAPH BY SARAHBETH MANEY/THE NEW YORK TIMES) (A16) This article appeared in print on page A1, A16.</w:t>
+        <w:t>Credit cards accepted at all restaurants except De Reiger.</w:t>
+        <w:br/>
+        <w:t xml:space="preserve">De Kas, Kamerlingh Onneslaan 3 (31-20) 462 4562. Lunch Monday to Friday, dinner Monday to Saturday. No nonsmoking section. Reservations recommended. Without wine, a three-course prix fixe dinner is $39 a person, at 1.04 euros to the dollar; two-course prix fixe lunch, $29. A driveway off Kamerlingh Onneslaan takes you into the park; look for a greenhouse. </w:t>
+        <w:br/>
+        <w:t xml:space="preserve">Balthazar's Kitchen, Elandsgracht 108, (31-20) 420 2114. Dinner Wednesday through Friday. Reservations are essential; you are most likely to get a reservation from 6 to 6:30 p.m. or around 9 p.m. No nonsmoking section. Prix fixe dinner, $24; you would have trouble spending more than $40 with wine and tip. </w:t>
+        <w:br/>
+        <w:t xml:space="preserve">Blue Pepper, Nassaukade 366, (31-20) 489 7039. Dinner Monday to Saturday. Reservations recommended. Prix fixe menus of $45, $50 and $60; a la carte, $30 a person for three courses, plus wine and tip. </w:t>
+        <w:br/>
+        <w:t xml:space="preserve">De Reiger, Nieuwe Leliestraat 34, (31-20) 624 7426. Lunch and dinner daily. No reservations, and there is sometimes a line. About $40 a person with wine. </w:t>
+        <w:br/>
+        <w:br/>
+        <w:t>http://www.nytimes.com</w:t>
+        <w:br/>
+        <w:br/>
+        <w:t>Graphic</w:t>
+        <w:br/>
+        <w:br/>
+        <w:t xml:space="preserve"> </w:t>
+        <w:br/>
+        <w:t>Photos: Dining at Balthazar's Kitchen. View of the Jordaan neighborhood around De Reiger. Sonja Pereira, chef at Blue Pepper. At De Kas, gardens surround diners. (Photographs by Herman Wouters/Hollandse Hoogte, for The New York Times)(pg. 6); De Reiger, which opened for business in 1856.; Tending to the freshly grown ingredients at De Kas. (Photographs by Herman Wouters/Hollandse Hoogte, for The New York Times)(pg. 7)</w:t>
       </w:r>
     </w:p>
     <w:sectPr>

--- a/example_articles/countries/Netherlands/2.countries_Netherlands_New_York_Times.docx
+++ b/example_articles/countries/Netherlands/2.countries_Netherlands_New_York_Times.docx
@@ -7,7 +7,7 @@
         <w:pStyle w:val="Heading1"/>
       </w:pPr>
       <w:r>
-        <w:t>CHOICE TABLES; In Amsterdam, A Mediterranean Style Holds Sway</w:t>
+        <w:t>FRUGAL TRAVELER; Amsterdam in Winter: Warmth in Unexpected Places - Correction Appended</w:t>
       </w:r>
     </w:p>
     <w:p>
@@ -17,7 +17,7 @@
     </w:p>
     <w:p>
       <w:r>
-        <w:t>Date: 2002-09-15</w:t>
+        <w:t>Date: 2001-01-07</w:t>
       </w:r>
     </w:p>
     <w:p>
@@ -27,7 +27,7 @@
     </w:p>
     <w:p>
       <w:r>
-        <w:t>Source file: NYT/52.DOCX</w:t>
+        <w:t>Source file: NYT/54.DOCX</w:t>
       </w:r>
     </w:p>
     <w:p>
@@ -49,89 +49,140 @@
     </w:p>
     <w:p>
       <w:r>
-        <w:t xml:space="preserve">EVEN the Dutch scoff at their cuisine and, like the Germans, often travel to Italy for good food (and weather). The alternatives -- ubiquitous, usually funky Indonesian places -- get tiresome quickly. What's truly difficult in Amsterdam is not so much finding good food but finding it at a place that reminds you where you are. It's not impossible, however. </w:t>
+        <w:t>WHEN is a bargain not a bargain? I asked myself this as I stood at the back of a line of nearly 200 frustrated people at the KLM counter in Newark Airport. Back in October, I'd pulled off what then seemed an incredible coup: a round trip from New York to Berlin with a stop in Amsterdam each way, leaving Nov. 30 for just $401. Even though fares to Europe were at rock-bottom, this seemed amazing. I could hardly restrain myself from calling friends and acquaintances to boast.</w:t>
         <w:br/>
-        <w:t xml:space="preserve">     Little of the cooking in Amsterdam is Dutch. The Asian influence is so powerful that even so-called Dutch restaurants offer satay and steamed dumplings. Local traditions exert some influence in city restaurants, mostly in the form of North Sea cod, good potatoes, fresh asparagus and bitterballen, deep-fried croquettes of stewed meat. </w:t>
+        <w:t xml:space="preserve">     Oh, beware ye travelers the sin of pride! Shortly after arrival at Newark, it became clear that I had been cast into the fiery pit of Canceled Flight Hell. Mine was not the deepest circle, however. That was reserved for the Indians on the flight, for whom Amsterdam was but the first stop on a 20-hour journey to Mumbai or Delhi. </w:t>
         <w:br/>
-        <w:t xml:space="preserve"> At this time of year, hit the herring stands, where two dollars will get you one of the world's great street-food dishes, what amounts to a ceviche of fresh, fatty herring sprinkled with chopped onions accompanied by bad dill pickles. </w:t>
+        <w:t xml:space="preserve"> The line crawled forward as, one by one, each ticket holder was assigned an alternate flight or route. When I'm stuck in situations like this, I try to access my inner Buddha and retain my composure. So I chatted with some of the Indian women about where to buy jewelry in Bangalore. I watched Radha's tower of luggage when she had to leave the line to change her baby and held a place for Jenna, a young Dutch engineer, when she went to the bathroom. About two hours later, I reached the desk, and handed my ticket to a weary-looking agent.</w:t>
         <w:br/>
-        <w:t xml:space="preserve">In many Amsterdam restaurants, the more sophisticated the fare, the more likely it is to have a Mediterranean touch. This is true even in the most venerable locations: the restaurant In de Waag, in the city's oldest medieval gate, is best known for its steak frites. (It's a good option in the unavoidable red-light district.) Similarly, the restaurant in Blakes Hotel, one of the city's newest and hippest, is built around a 17th-century landmark canal house but serves an Asian fusion melange straight from SoHo. </w:t>
+        <w:t>I held my breath, awaiting the verdict.</w:t>
         <w:br/>
-        <w:t xml:space="preserve">After a week of eating in Amsterdam, I found that my favorite restaurants were an eclectic mix. The Mediterranean influence was almost unavoidable, but I found each of these places special. </w:t>
+        <w:t>"Glasgow," the ticket agent said. "We can put you on a flight to Glasgow at 11 p.m. There's a layover, and then you change planes for Amsterdam. You arrive at 3 tomorrow afternoon."</w:t>
+        <w:br/>
+        <w:t>What? My original arrival time was supposed to be 6 a.m. Arriving in the afternoon would cost me a whole day in Amsterdam. Time for the inner Buddha to duck into the nearest phone booth, put on the tights and cape and become the Traveler of Steel.</w:t>
+        <w:br/>
+        <w:t>"No," I told the clerk in the clipped, firm tone I reserve for such encounters. "That solution isn't good enough. Find me something better."</w:t>
+        <w:br/>
+        <w:t>The agent's response was a dismissive "This is the best I can do."</w:t>
+        <w:br/>
+        <w:t>Experience has taught me that flight cancellation and rebooking situations are a bit like horse-trading. You want to get where you're going, pronto, but the airline's priority is to save money by rebooking you on one of its own flights, even if it connects through Barcelona with a stopover in Tallinn and gets you to your destination after Christmas. So I am always on the alert to protect my travel interests -- and I never settle for the first offer without pushing for something better. I do this firmly, but politely, since I know the agents are frazzled from dealing with other prickly travelers.</w:t>
+        <w:br/>
+        <w:t>And I keep my ears open. While in line I'd overheard some passengers say they had been rebooked on a direct flight to Amsterdam out of J.F.K. on KLM later that night. I mentioned this to the agent, who looked surprised but at my insistence went back into his computer to check.</w:t>
+        <w:br/>
+        <w:t>The J.F.K. flight to Amsterdam had a seat for me. The agent changed my ticket and gave me a voucher to pay for the taxi between airports.</w:t>
+        <w:br/>
+        <w:t>Mission accomplished, I raced downstairs to the taxi dispatcher. This wasn't so bad. I would arrive in Amsterdam at 11 a.m. It was 8 p.m. now, and I had plenty of time to make the trip from Newark to J.F.K.</w:t>
+        <w:br/>
+        <w:t>But outside, there was a zoo at the curb. Close to 400 other people were waiting for taxis, too. Would there be no escape from Newark? My shoulders slumped, and my backpack slid dejectedly to the sidewalk.</w:t>
+        <w:br/>
+        <w:t>At that moment, I felt a tap on my shoulder -- Jenna.</w:t>
+        <w:br/>
+        <w:t>"Come on! You're going to J.F.K., too, yes? I've got a taxi, come with me."</w:t>
+        <w:br/>
+        <w:t>Somehow, Jenna had managed to persuade the dispatcher to put her at the head of the line. But I found that out later, at an airport bar in J.F.K., as we celebrated our forthcoming trip -- and the historic bonds between the Dutch and New Yorkers -- over an Amstel Light and a New Amsterdam lager.</w:t>
+        <w:br/>
+        <w:t>Some eight hours afterward, riding into Amsterdam on the train from Schiphol Airport, I peered out the window at a dull, misty landscape that seemed drained of color. A diffuse white beam, like a weak flashlight's, cut through the cloud layer at about 45 degrees above the horizon. I looked at my watch; it was noon. And that patch of light was the sun, as high in the sky as it gets in early December at the Netherlands' latitude.</w:t>
+        <w:br/>
+        <w:t>When I bought a ticket to Europe in December, I fretted a little over the weather possibilities. Would it be too cold to walk around and sightsee? (Actually, at around 45 to 50 degrees, Amsterdam's weather was milder than what I'd left behind in New York.) I'd given not a single thought, however, to that all-important factor: daylight. In December Amsterdam is dark until around 9 in the morning; the sun begins to peter out around 3. As the train clattered into Centraal Station, that question -- when is a bargain not a bargain? -- began to nag again. I'd bought a ticket for a fraction of what I might have paid in July. But my days were only half as long.</w:t>
+        <w:br/>
+        <w:t>CLEARLY my jet-lagged, flight-delayed and sunshine-deprived soul was in need of rest and inspiration -- much more so than I'd realized when I'd booked myself into the Hotel de Filosoof the week before. The "Philosphy Hotel," managed by a former professor of that discipline and her associate, has decorated each of its rooms in a way that reflects a particular philosopher or philosophy.</w:t>
+        <w:br/>
+        <w:t>Arriving bedraggled and off-kilter at the doorstep of the Filosoof, I was led to the third floor and a most appropriate chamber: the Brahma Room. A small, cozy, atticlike space with an irregularly shaped ceiling, the room had Javanese wood carvings attached to the beams and a framed Indian painting on the wall beneath the slogan "Brahman is Atman" (a statement in the Bhagavad-Gita about Krishna's teachings on the cosmic order). Outside the single window I saw bare trees and a panorama of old Dutch rooftops -- no streets or traffic. The only sound was the reassuring hiss of radiators, one in the main room and the other -- what luxury! -- in the tiny new bathroom with shower and tub. It was a room suited to meditation, de-stressing, and recentering, particularly from the perspective of a warm tub.</w:t>
+        <w:br/>
+        <w:t>The next morning, I found new reasons to think the Filosoof was nirvana. The buffet breakfast, included in the single room price of $83, spread enticingly across a six-foot wooden counter in a hushed, carpeted room that resembled a library more than a dining area. I filled my plate with fresh rolls, ham and Gouda cheese studded with bits of caraway seeds, and took it to a table in an adjoining glassed-in conservatory that looked out to the garden. America may have the Breakfast of Champions, but Europe tends to have civilized breakfasts -- and I was very happy at this moment to be in Amsterdam enjoying mine.</w:t>
+        <w:br/>
+        <w:t xml:space="preserve">While I ate, I read the Lonely Planet guide to Amsterdam, which lists the unofficial top attractions of the city as follows: 1. Going on a canal boat ride. 2. Wandering aimlessly around Amsterdam's streets. </w:t>
+        <w:br/>
+        <w:t>The damp mist and dark skies did not spark my enthusiasm for No. 1, but I had a yen for exploring on foot. And so I set out at 9:30, on a route that took me through the adjacent Vondelpark (Amsterdam's pretty, wooded answer to Central Park), then snaked in a winding path around the canal belts.</w:t>
+        <w:br/>
+        <w:t>I did have a plan -- more of a sketch, really. I wanted to visit neighborhoods and attractions that I'd missed on a brief business trip to the city 20 years ago and revisit some of the places I remembered with pleasure, like the master paintings in the Rijksmuseum and the coffee shop of the wildly Art Nouveau American Hotel. The fleeting, short days, however, made me loath to enter a museum, or any indoor establishment, before dark. And so I forged on, even when the mist thickened into fine rain, letting my curiosity lead me across bridges and down side streets, toward glittery shop windows.</w:t>
+        <w:br/>
+        <w:t>For many travelers, the big reason to go to Europe this winter is the shopping advantage offered by a strong dollar and a weak euro. On the lookout for deals in, say, leather or designer clothing, I didn't find much in Amsterdam to tempt me; it is not a center for the sort of luxury shopping one finds in France or Italy. But in the little curio shops and flea markets, like the De Looier antiques center, that dot the side streets off the canals, I found plenty of wares that caught my attention: fine old silver, porcelain and, at the Keystone Novelty Store, a pristine cache of Art Deco and modern pottery and glassware from the 50's and 60's. There I picked up a 60's yellow coffeepot in mint condition, with a matching ceramic Melitta filter holder, for $32.</w:t>
+        <w:br/>
+        <w:t>I felt most at home, on my meanderings, in the newly cool neighborhood of the Jordaan, just outside the canal belt. Not long ago it was a working-class district, but now clothing boutiques share space with art galleries and relaxed, atmospheric cafes like the De Reiger (where a toasted cheese sandwich lunch and a cup of dense, luscious hot chocolate was $4).</w:t>
+        <w:br/>
+        <w:t>AFTER a while, I grew accustomed to the darkness. I even came to appreciate it when I joined the tourist file on a hushed, somber walk through the house where Anne Frank and her family hid from the Nazis. (Converted into a museum, it is one of the city's major tourist sites.) Watching long shadows fall across the dim walls that the teenaged Frank tried to brighten with movie-star pinups, I felt a wave of gloom. It subsided when I emerged from the museum into the street; and I realized that there are far worse things in the world than early sunsets.</w:t>
+        <w:br/>
+        <w:t>Eventually I found an alternative source of sunshine in Amsterdam.  Actually, I found two. The first was a public sauna, the Deco, so called because it is fitted with an interior salvaged from an Art Deco department store in France. For about $12, I had the run of a steam room, Finnish sauna and plunge pool -- and the unique experience, a new one for me, of being naked among nonchalant strangers of both sexes.</w:t>
+        <w:br/>
+        <w:t xml:space="preserve">The second was food. Amsterdam is home to many immigrants from former Dutch colonies in Indonesia, Suriname and South Africa. To the restaurants of these settlers I turned for culinary warmth, and I found plenty of it. Indonesian restaurants abound, and every one I tried was both good and cheap. A Heineken and a goat curry at Soenda Kelapa restaurant cost less than $10 -- and the food was accompanied by dangdut, a sweet, sinuous Javanese dance music. The little Surinamese cafes, like De Lelie, tucked away on side streets, are an even better deal. </w:t>
+        <w:br/>
+        <w:t>Many visitors find solace for Amsterdam's short days in its "coffee shops." These establishments famously offer a menu that features marijuana and hashish, legal in Amsterdam, alongside the double lattes. One night, wandering in relaxed bliss after a sauna at Deco, I paused outside one of these coffee shops and considered the possibilities. I sniffed; a fragrant, college-dorm smell wafted from the door, along with the throb of trance music.</w:t>
+        <w:br/>
+        <w:t>As I stood, undecided, I noticed another heady, sweet and impossibly tempting scent. But this one was coming from across the street. Glancing over, I saw a shop window piled with pyramids of dark, glossy homemade chocolates.</w:t>
+        <w:br/>
+        <w:t>The raspberry truffles at Puccini Bomboni cost about 50 cents each, and they are truly awesome.</w:t>
         <w:br/>
         <w:br/>
-        <w:t>De Kas</w:t>
+        <w:t>The bottom line from Van Gogh to goat curry</w:t>
         <w:br/>
-        <w:t>Among the most beautiful restaurants in the world, this is a simply designed glass house in a park a few miles from the city's center flanked by two gardens. De Kas is, indeed, a greenhouse (built on the skeleton of the Amsterdam Municipal Nursery, demolished in 1997), with extraordinarily high ceilings (about 26 feet at the peak), exposed ducts and a huge, gleaming kitchen. Almost everything that is not transparent -- or green -- is black, white, stainless or blond; it's modern, simple and inviting. The feel is informal and comfortable, and the casual service is attentive enough.</w:t>
-        <w:br/>
-        <w:t xml:space="preserve">The food is terrific; most of it is local and organic. I had lunch, a $29 prix fixe for two courses; dinner is $39 for three courses. In a display of bravado, there is one set menu, and that's it. I found this a bit scary, since few people eat absolutely everything, but the server made it clear that any allergies or preferences would be taken into account, and it was apparent that the kitchen would throw together a grilled cheese if that's what it took to make someone happy. </w:t>
-        <w:br/>
-        <w:t>Actually there is a bit of choice, as there were two appetizers: a plate of asparagus with saffron sauce, a smudge of pureed broccoli and a couple of fillets of crisp-sauteed red mullet (rouget); or a broiled white peach with Parma ham, basil, raw spinach and a raspberry sauce. Both may sound a little over the top, but each was perfectly balanced.</w:t>
-        <w:br/>
-        <w:t xml:space="preserve">The main course was roast lamb, served on a crunchy potato rosti with tarragon, an herb-and-flower salad, and fresh peas and beans (a vegetarian, indeed an omnivore, would be happy with a plate of these). </w:t>
-        <w:br/>
-        <w:t xml:space="preserve">Little touches make De Kas exceptional. The bread is delicious, as is the olive oil and bright green Bari olives served with it. The wine list, which changes frequently, offers some of the usual stars but a few little-known bargains. The petits fours, brought with excellent coffee (itself a shocker) whether or not you order dessert, were irresistible. </w:t>
+        <w:t>I spent only $104 a day, at 2.47 guilders to the dollar, on everything -- hotel, food, museums, transportation and saunas -- during four days and nights in Amsterdam.</w:t>
         <w:br/>
         <w:br/>
-        <w:t>Balthazar's Kitchen</w:t>
+        <w:t>Hotels</w:t>
         <w:br/>
-        <w:t xml:space="preserve">The Jordaan is to Amsterdam what the Lower East Side is to New York: a working-class neighborhood with newfound cachet and many hip restaurants. Among these is Balthazar's Kitchen, perhaps the most widely praised by word of mouth; no one I asked for advice failed to recommend it. </w:t>
+        <w:t>The Hotel de Filosoof, at Anna Vondelstraat 6, telephone (31-20) 683-3013, fax (31-20) 685-3750, and at www.hotelfilosoof.nl, is a quiet, civilized retreat with a garden, cozy rooms and a pleasant downstairs reading room that converts, in the mornings, to a breakfast room. My Brahma Room, with a single bed, phone and TV as well as a private bath, cost $83 a night, including taxes and a cold buffet breakfast. The hotel overlooks the pleasant, quiet Vondelpark, about a 10-minute walk from the canal belts and center city.</w:t>
         <w:br/>
-        <w:t xml:space="preserve">It's unusual: First of all, the restaurant is only open Wednesday through Friday. The room is almost half kitchen, with the dining area -- the borders are ill-defined at best -- doubling as a storage area for various pots, pans and serving items. Three people work here: a couple (he does most of the cooking, she oversees most of everything else, though she cooks as well) and a server. </w:t>
-        <w:br/>
-        <w:t xml:space="preserve">It looks like a permanent dinner party, with ingredients and utensils and equipment and people strewn about. It has a worn, bare-wood floor and is mostly lighted by attractive but glaring bare bulbs. The plates, cute four-ounce pale-green tinted glasses, silverware and Moroccan pierced-tin candleholders appear to have been carefully selected. The napkins, unfortunately, are paper. </w:t>
-        <w:br/>
-        <w:t xml:space="preserve">The place's appearance made me a bit edgy, but nearly everything was superb during my visit. Despite the staff's frenetic pace and huge workload, things went very smoothly; the meal was relaxed and wholly enjoyable, the food compelling. The prix fixe menu is $24. For this you get assorted appetizers (no choice, but a wide selection) and a meat or fish dish, followed by dessert. Wines are inexpensive (as they are, for the most part, throughout the city), and there is a special cocktail each night (I savored a vodka martini infused with sweet Moroccan spices). </w:t>
-        <w:br/>
-        <w:t xml:space="preserve">Appetizers included spicy chorizo with herbs and tomatoes; stir-fried mussels with chilies; a sweet escabeche of anchovies with red onions and raisins; roasted peppers in oil and garlic; and a Turkish flatbread with cheese and loads of herbs and garlic that I couldn't get enough of. With this came a fine dark rye with first-rate cold butter. </w:t>
-        <w:br/>
-        <w:t xml:space="preserve">Main courses during my visit were mullet on a bed of good mashed potatoes laced with tomatoes; a highlight of this dish was a sauteed seaweed lamsoor, which translates as lamb's ear, presumably because the leaves are long and slender. The flavor was mild, bright green, new to me, and not at all seaweedlike. The meat course was four lamb ribs, roasted and served with an ultra-creamy saffron risotto and a garnish of fried arugula. Dessert was as appropriate and delicious as it was simple, a tart shell filled with creme fraiche and poached cherries. </w:t>
+        <w:t>I stayed two more nights in cheaper accommodations at the Hotel Prinsenhof at Prinsengracht 810, (31-20) 623-1772, fax (31-20) 638-3368), www.hotelprinsenhof.com. A converted canal house in the southern quarter of the city, it is closer to the many shops and restaurants along Utrechtsestraat. My room, $45 a night including a simple breakfast (egg, cheese, bread, coffee), had two single beds and was twice as big as the one at the Filosoof (all the rooms are different). However, the place had more of a budget feel -- the rooms smelled of dampness and the lighting was dim. My room had a sink; the shared shower and toilet were clean, though unheated.</w:t>
         <w:br/>
         <w:br/>
-        <w:t>Blue Pepper</w:t>
+        <w:t>Food</w:t>
         <w:br/>
-        <w:t xml:space="preserve">Amsterdam is known for Indonesian restaurants, but Blue Pepper, one of the newest, is a bit different. First, the chef opened it after running a Michelin one-star kitchen in a city southeast of Amsterdam. Second, there is no rijsttafel, or rice table, the most familiar dish in Indonesian restaurants, in which a meal is made up of many little plates around a central bowl of rice -- a system largely invented by the Dutch to tame indigenous food. </w:t>
+        <w:t>At the unassuming Indonesian restaurant Soenda Kelapa, Utrechtse straat 89, (31-20) 627-9416, I had a terrific goat curry and a beer for $10.</w:t>
         <w:br/>
-        <w:t xml:space="preserve">Blue Pepper's food is served more traditionally: as separate courses. And the flavors are much more intense and distinctive than those at most rijsttafels. It has been called nouvelle Indonesian, but Blue Pepper seems much more traditional than most of the competition. </w:t>
+        <w:t>De Lelie, Oude Leliestraat 5, (31-20) 620-1414, is typical of the city's unpretentious Surinamese places, a takeout spot with a few tables covered with batik tablecloths. A dish of chicken roti -- stewed in a fragrant spicy sauce -- with some flaky Indian bread and a beer came to $6.</w:t>
         <w:br/>
-        <w:t xml:space="preserve">Besides its look, that is. Blue Pepper, another long, narrow, New Yorkish place, is blue. Almost the entire room is painted aqua, there are lapis halogen lamps, the chairs are ultramarine and black; even the wine coolers are blue. The effect is not as soothing as you might expect because the colors are so vivid and the design stark and modern. </w:t>
+        <w:t>At the De Reiger cafe, Niewe Leliestraat 34, (31-20) 624-7426, a dark place with an old hardwood bar, an excellent hot chocolate and a toasted Gouda sandwich was $4.</w:t>
         <w:br/>
-        <w:t>This was the most expensive restaurant of my visit, but it also featured the most interesting food. Unfortunately, the service did not measure up, but the presentation was lovely. And, though many dishes were on the fiery side, none were even close to overwhelming; in fact, the flavors were exciting, varied and unusual. There is an a la carte menu, but there are also three prix fixes, at $45, $50 and $60. My companion and I ordered the latter two, which enabled us to try just about everything, but it was way too much food; I'd stick to the a la carte.</w:t>
+        <w:t>At the American Hotel, Leidsekade 97, (31-20) 556-3000, the hot chocolate was not as good, but the $2.25 price included a relaxed half-hour in a splendid Art Nouveau interior with a nice view of the Leidseplein, one of Amsterdam's busiest squares.</w:t>
         <w:br/>
-        <w:t>The inexpensive wine list -- fully half the bottles cost less than $20 -- is well-suited to the food; we had a Tokay pinot gris ($28).</w:t>
-        <w:br/>
-        <w:t>That said, the highlights were: pangsit goreng, thin, crisp, meat pancakes on a bed of sweet, sticky fried noodles; a sweet-and-hot fish salad with fish fritters, glass noodles and vegetables; two satays, one of chicken not overcooked, which is unusual, served with peanut sauce and crisp-fried shallots, and an equally well-grilled lamb, with a hoisinlike sauce. Two soups were good, one like nothing I've ever had -- a clear broth, scented with horseradish, head-clearing, but not hot -- and the other laced with crisp bacon and chewy pork.</w:t>
-        <w:br/>
-        <w:t>For the most part, the main courses held up. My favorites were parelhoen, a seared guinea hen served with long beans and a dark spicy sauce that was reminiscent of good mole; urapan, shredded vegetables with grated coconut and dried shrimp; and roasted lamb chops, lightly seasoned. If these somehow slackened the intensity of the meal, desserts struck like a bolt of lightning, especially toasted coconut ice cream with sweet, juicy black rice, with a litchi and some mango.</w:t>
+        <w:t>At Indaba, Utrechtsestraat 96, (31-20) 421-3852, a cozy South African restaurant, a three-course dinner including a main dish of bobotie (a kind of curried lamb hash served in a cast-iron pan) came to $23 with half a liter of wine.</w:t>
         <w:br/>
         <w:br/>
-        <w:t>De Reiger</w:t>
+        <w:t>Museums</w:t>
         <w:br/>
-        <w:t xml:space="preserve">De Reiger is, like Balthazar's Kitchen, in Jordaan. It is a joy, a neighborhood bar where the snacks and drinks are good, the people are friendly, the service leaves no complaints and the meals are the Platonic ideal of cafe food. </w:t>
+        <w:t>I took a whirlwind tour through Amsterdam's two best-known museums: the Rijksmuseum, Stad houderskade 42, (31-20) 674-7047, www.rijksmuseum.nl/, open daily from 10 a.m. to 5 p.m., general admission $6.50; and the Van Gogh Museum, Paulus Potterstraat 7, (31-20) 570-5200,            www.vangoghmuseum.nl/, open daily 10 a.m. to 6 p.m., general admission $6.50.</w:t>
         <w:br/>
-        <w:t xml:space="preserve">Many of Amsterdam's brown cafes, so named because the walls have been stained with tobacco smoke over the centuries, are either tourist traps or watering holes; De Reiger is neither. (It even has a no-smoking section, though it is next to the bar, where people smoke nonstop; you're better off in the dining room, where smoking is permitted.) It is, however, almost brown -- a smoky Tuscan yellow, with brown wainscoting, older artwork, light fixtures, cafe chairs, and tables, few matching. There are places in the United States that try to look like this, but few are old enough to come by it naturally. De Reiger, young by brown-cafe standards, has been in business only since 1856. </w:t>
+        <w:t>The Anne Frank Huis, Prinsengracht 263, (31-20) 556-7100, at www</w:t>
         <w:br/>
-        <w:t xml:space="preserve">The menu is eclectic, with a few Dutch specialties. The bitterballen, which I sampled everywhere I saw them, are the best in town, served with toothpicks and mustard; with a glass of beer, they make a fantastic snack or starter. Offered as a main course, white asparagus (which approaches a national obsession when in season) served with good ham, hard-boiled egg, small potatoes, cherry tomatoes and melted butter, makes an appetizer for two or four. </w:t>
-        <w:br/>
-        <w:t xml:space="preserve">Also good is a dish of lightly fried cod cheeks bathed in a saffron broth with snow peas, long beans, broccoli, asparagus (green this time), tomatoes, green beans and chives; the vegetables were cooked as carefully as you could have wished. Braised lamb shank was soft and rich, as it should be, but a huge pile of wild spinach with garlic and mushrooms was the attention-grabber. Other appealing dishes were salmon terrine with eel, veal loin with spinach and mustard, and smoked suckling pig. </w:t>
-        <w:br/>
-        <w:t>Once again, wines are under $20 a bottle, and not because they are lousy. A white Rioja ($14.50) had more character than many whites selling for twice that in most restaurants. More incredible, perhaps, was the per-glass price: $2.50.</w:t>
+        <w:t>.annefrank.nl/, is open daily from 9 a.m. to 7 p.m. General admission is $5.50.</w:t>
         <w:br/>
         <w:br/>
-        <w:t>Bill of fare</w:t>
+        <w:t>Shopping</w:t>
         <w:br/>
-        <w:t>Credit cards accepted at all restaurants except De Reiger.</w:t>
+        <w:t>De Looier, a large covered arts, antiques and bric-a-brac mall in the Jordaan district, Elandsgracht 109-111, is open daily except Friday from 11 a.m. to 5 p.m. On a narrow street off the Keizersgracht, the Keystone Novelty Store, Huidenstraat 28, (31-20) 625-2660, is a trove of dinnerware, teapots and toys from the 1930's through the 70's.</w:t>
         <w:br/>
-        <w:t xml:space="preserve">De Kas, Kamerlingh Onneslaan 3 (31-20) 462 4562. Lunch Monday to Friday, dinner Monday to Saturday. No nonsmoking section. Reservations recommended. Without wine, a three-course prix fixe dinner is $39 a person, at 1.04 euros to the dollar; two-course prix fixe lunch, $29. A driveway off Kamerlingh Onneslaan takes you into the park; look for a greenhouse. </w:t>
+        <w:t>At the tempting Puccini Bomboni chocolate shop, Staalstraat 17, (31-20) 626-5474, a truffle cost about 50 cents.</w:t>
         <w:br/>
-        <w:t xml:space="preserve">Balthazar's Kitchen, Elandsgracht 108, (31-20) 420 2114. Dinner Wednesday through Friday. Reservations are essential; you are most likely to get a reservation from 6 to 6:30 p.m. or around 9 p.m. No nonsmoking section. Prix fixe dinner, $24; you would have trouble spending more than $40 with wine and tip. </w:t>
         <w:br/>
-        <w:t xml:space="preserve">Blue Pepper, Nassaukade 366, (31-20) 489 7039. Dinner Monday to Saturday. Reservations recommended. Prix fixe menus of $45, $50 and $60; a la carte, $30 a person for three courses, plus wine and tip. </w:t>
+        <w:t>Sauna and Massage</w:t>
         <w:br/>
-        <w:t xml:space="preserve">De Reiger, Nieuwe Leliestraat 34, (31-20) 624 7426. Lunch and dinner daily. No reservations, and there is sometimes a line. About $40 a person with wine. </w:t>
+        <w:t>Sauna Deco, Herengracht 115, (31-20) 627-1773, charges $12 admission; massages are available by appointment. It is coed and perhaps more easygoing about nudity than many Americans might be comfortable with. (As a single woman, I felt O.K., and was not bothered.)</w:t>
+        <w:br/>
+        <w:br/>
+        <w:t>Transport</w:t>
+        <w:br/>
+        <w:t>A fast train from Schiphol Airport to Amsterdam's Centraal Station costs about $2.30, and takes 15 minutes. Trains leave about every quarter-hour.</w:t>
+        <w:br/>
+        <w:br/>
+        <w:t>Getting There</w:t>
+        <w:br/>
+        <w:t>I got a great price on a round-trip ticket from New York to Berlin with a stopover in Amsterdam through the online air ticket discounter Cheap Tickets (www.cheaptickets</w:t>
+        <w:br/>
+        <w:t>.com).</w:t>
+        <w:br/>
+        <w:t>The software on the Cheap Tickets site doesn't allow you to price or purchase round-trip tickets with multiple stops, so I called one of the Web site's agents, at (800) 377-1000, who cheerfully routed and priced my desired itinerary and came up with the big savings. The tickets were nonrefundable, nonchangeable and nontransferable, and there was an additional processing and shipping fee of $11.95.   DAISANN McLANE</w:t>
         <w:br/>
         <w:br/>
         <w:t>http://www.nytimes.com</w:t>
+        <w:br/>
+        <w:t>Correction</w:t>
+        <w:br/>
+        <w:br/>
+        <w:br/>
+        <w:t>The Frugal Traveler column on Jan. 7, about Amsterdam, misstated the legal status of marijuana and hashish there. The press officer of the consulate general of the Netherlands says that the sale of five grams or less of marijuana or hashish to patrons 18 or older is allowed in Amsterdam in establishments known as coffee shops. But the drugs are not legal, contrary to an assertion made in the column. Their sale is a "non indictable offense" that is given a low enforcement priority, she says.</w:t>
+        <w:br/>
+        <w:t>Correction-Date: January 21, 2001</w:t>
         <w:br/>
         <w:br/>
         <w:t>Graphic</w:t>
@@ -139,7 +190,7 @@
         <w:br/>
         <w:t xml:space="preserve"> </w:t>
         <w:br/>
-        <w:t>Photos: Dining at Balthazar's Kitchen. View of the Jordaan neighborhood around De Reiger. Sonja Pereira, chef at Blue Pepper. At De Kas, gardens surround diners. (Photographs by Herman Wouters/Hollandse Hoogte, for The New York Times)(pg. 6); De Reiger, which opened for business in 1856.; Tending to the freshly grown ingredients at De Kas. (Photographs by Herman Wouters/Hollandse Hoogte, for The New York Times)(pg. 7)</w:t>
+        <w:t>Photos: The Waterlooplein flea market; Tilting houses along the Egelantiersgracht in the Jordaan district; The Rijksmuseum; One of the philosophical theme rooms at the Hotel de Filosoof. (Photographs by Daisann McLane)(pg. 6); The ever-busy Leidseplein; The Art Nouveau facade of the American Hotel. (Photographs by Daisann McLane)(pg. 32)</w:t>
       </w:r>
     </w:p>
     <w:sectPr>
